--- a/hackathon-kit/02-demo-pitch-playbook.docx
+++ b/hackathon-kit/02-demo-pitch-playbook.docx
@@ -11,7 +11,7 @@
           <w:rFonts w:ascii="Arial" w:cs="Arial" w:eastAsia="Arial" w:hAnsi="Arial"/>
           <w:b/>
           <w:bCs/>
-          <w:color w:val="D45C39"/>
+          <w:color w:val="0F0F0F"/>
           <w:sz w:val="15"/>
           <w:szCs w:val="15"/>
         </w:rPr>
@@ -36,7 +36,7 @@
     <w:p>
       <w:pPr>
         <w:pBdr>
-          <w:bottom w:val="single" w:color="D45C39" w:sz="12" w:space="6"/>
+          <w:bottom w:val="single" w:color="FDDA24" w:sz="24" w:space="6"/>
         </w:pBdr>
         <w:spacing w:after="160" w:before="0"/>
       </w:pPr>
@@ -114,7 +114,7 @@
               <w:bottom w:val="single" w:color="A8A8A8" w:sz="4"/>
               <w:right w:val="single" w:color="A8A8A8" w:sz="4"/>
             </w:tcBorders>
-            <w:shd w:fill="F4F1EE" w:color="auto" w:val="clear"/>
+            <w:shd w:fill="FDDA24" w:color="auto" w:val="clear"/>
             <w:tcMar>
               <w:top w:type="dxa" w:w="60"/>
               <w:left w:type="dxa" w:w="90"/>
@@ -148,7 +148,7 @@
               <w:bottom w:val="single" w:color="A8A8A8" w:sz="4"/>
               <w:right w:val="single" w:color="A8A8A8" w:sz="4"/>
             </w:tcBorders>
-            <w:shd w:fill="F4F1EE" w:color="auto" w:val="clear"/>
+            <w:shd w:fill="FDDA24" w:color="auto" w:val="clear"/>
             <w:tcMar>
               <w:top w:type="dxa" w:w="60"/>
               <w:left w:type="dxa" w:w="90"/>
@@ -182,7 +182,7 @@
               <w:bottom w:val="single" w:color="A8A8A8" w:sz="4"/>
               <w:right w:val="single" w:color="A8A8A8" w:sz="4"/>
             </w:tcBorders>
-            <w:shd w:fill="F4F1EE" w:color="auto" w:val="clear"/>
+            <w:shd w:fill="FDDA24" w:color="auto" w:val="clear"/>
             <w:tcMar>
               <w:top w:type="dxa" w:w="60"/>
               <w:left w:type="dxa" w:w="90"/>
@@ -1264,7 +1264,7 @@
               <w:bottom w:val="single" w:color="A8A8A8" w:sz="4"/>
               <w:right w:val="single" w:color="A8A8A8" w:sz="4"/>
             </w:tcBorders>
-            <w:shd w:fill="F4F1EE" w:color="auto" w:val="clear"/>
+            <w:shd w:fill="FDDA24" w:color="auto" w:val="clear"/>
             <w:tcMar>
               <w:top w:type="dxa" w:w="60"/>
               <w:left w:type="dxa" w:w="90"/>
@@ -1298,7 +1298,7 @@
               <w:bottom w:val="single" w:color="A8A8A8" w:sz="4"/>
               <w:right w:val="single" w:color="A8A8A8" w:sz="4"/>
             </w:tcBorders>
-            <w:shd w:fill="F4F1EE" w:color="auto" w:val="clear"/>
+            <w:shd w:fill="FDDA24" w:color="auto" w:val="clear"/>
             <w:tcMar>
               <w:top w:type="dxa" w:w="60"/>
               <w:left w:type="dxa" w:w="90"/>
